--- a/18_DOCX/AUTO_CASES_0013_0016.docx
+++ b/18_DOCX/AUTO_CASES_0013_0016.docx
@@ -7,14 +7,61 @@
         <w:pStyle w:val="Heading1"/>
       </w:pPr>
       <w:r>
-        <w:t>AUTO_CASES_0013_0016 - Terceiro lote de estudos de caso AUTO</w:t>
+        <w:t>AUTO_CASES_0013_0016 - Estudos de caso AUTO</w:t>
+      </w:r>
+    </w:p>
+    <w:p/>
+    <w:p>
+      <w:pPr>
+        <w:pStyle w:val="Heading2"/>
+      </w:pPr>
+      <w:r>
+        <w:t>Controle</w:t>
+      </w:r>
+    </w:p>
+    <w:p/>
+    <w:p>
+      <w:pPr>
+        <w:pStyle w:val="ListBullet"/>
+      </w:pPr>
+      <w:r>
+        <w:t>Versão: 0.2</w:t>
       </w:r>
     </w:p>
     <w:p>
+      <w:pPr>
+        <w:pStyle w:val="ListBullet"/>
+      </w:pPr>
       <w:r>
-        <w:t>————————————————————————</w:t>
+        <w:t>Data: 2026-06-26</w:t>
       </w:r>
     </w:p>
+    <w:p>
+      <w:pPr>
+        <w:pStyle w:val="ListBullet"/>
+      </w:pPr>
+      <w:r>
+        <w:t>Autor: JP-BR Insurance Knowledge Base</w:t>
+      </w:r>
+    </w:p>
+    <w:p>
+      <w:pPr>
+        <w:pStyle w:val="ListBullet"/>
+      </w:pPr>
+      <w:r>
+        <w:t>Histórico: Consolidação atualizada com limite comercial/compliance.</w:t>
+      </w:r>
+    </w:p>
+    <w:p/>
+    <w:p>
+      <w:pPr>
+        <w:pStyle w:val="Heading2"/>
+      </w:pPr>
+      <w:r>
+        <w:t>Conteúdo consolidado</w:t>
+      </w:r>
+    </w:p>
+    <w:p/>
     <w:p>
       <w:pPr>
         <w:pStyle w:val="Heading1"/>
@@ -23,6 +70,7 @@
         <w:t>CASE-AUTO-0013 - Cliente fica sem cobertura por atraso na renovação</w:t>
       </w:r>
     </w:p>
+    <w:p/>
     <w:p>
       <w:pPr>
         <w:pStyle w:val="Heading2"/>
@@ -31,12 +79,13 @@
         <w:t>Controle</w:t>
       </w:r>
     </w:p>
+    <w:p/>
     <w:p>
       <w:pPr>
         <w:pStyle w:val="ListBullet"/>
       </w:pPr>
       <w:r>
-        <w:t>Versão: 0.1</w:t>
+        <w:t>Versão: 0.2</w:t>
       </w:r>
     </w:p>
     <w:p>
@@ -60,9 +109,10 @@
         <w:pStyle w:val="ListBullet"/>
       </w:pPr>
       <w:r>
-        <w:t>Histórico: Criação inicial.</w:t>
+        <w:t>Histórico: Criação inicial; inclusão de limite comercial/compliance.</w:t>
       </w:r>
     </w:p>
+    <w:p/>
     <w:p>
       <w:pPr>
         <w:pStyle w:val="Heading2"/>
@@ -71,11 +121,13 @@
         <w:t>Código</w:t>
       </w:r>
     </w:p>
+    <w:p/>
     <w:p>
       <w:r>
         <w:t>CASE-AUTO-0013</w:t>
       </w:r>
     </w:p>
+    <w:p/>
     <w:p>
       <w:pPr>
         <w:pStyle w:val="Heading2"/>
@@ -84,11 +136,13 @@
         <w:t>Produto ou categoria</w:t>
       </w:r>
     </w:p>
+    <w:p/>
     <w:p>
       <w:r>
         <w:t>AUTO</w:t>
       </w:r>
     </w:p>
+    <w:p/>
     <w:p>
       <w:pPr>
         <w:pStyle w:val="Heading2"/>
@@ -97,11 +151,13 @@
         <w:t>Situação</w:t>
       </w:r>
     </w:p>
+    <w:p/>
     <w:p>
       <w:r>
         <w:t>Cliente acredita que o seguro continua automaticamente, mas o contrato chegou ao 満期日 e a 更新 não foi concluída.</w:t>
       </w:r>
     </w:p>
+    <w:p/>
     <w:p>
       <w:pPr>
         <w:pStyle w:val="Heading2"/>
@@ -110,11 +166,13 @@
         <w:t>Problema</w:t>
       </w:r>
     </w:p>
+    <w:p/>
     <w:p>
       <w:r>
         <w:t>O cliente pode ficar sem cobertura entre o vencimento do contrato antigo e o início de um novo contrato.</w:t>
       </w:r>
     </w:p>
+    <w:p/>
     <w:p>
       <w:pPr>
         <w:pStyle w:val="Heading2"/>
@@ -123,11 +181,13 @@
         <w:t>Análise</w:t>
       </w:r>
     </w:p>
+    <w:p/>
     <w:p>
       <w:r>
         <w:t>保険期間 define quando a cobertura vale. 始期日 e 満期日 precisam ser confirmados com antecedência. A renovação deve ser concluída antes do vencimento para evitar intervalo sem proteção.</w:t>
       </w:r>
     </w:p>
+    <w:p/>
     <w:p>
       <w:pPr>
         <w:pStyle w:val="Heading2"/>
@@ -136,11 +196,13 @@
         <w:t>Orientação ao corretor</w:t>
       </w:r>
     </w:p>
+    <w:p/>
     <w:p>
       <w:r>
         <w:t>Confirmar a data de vencimento, verificar se há possibilidade de renovação ou necessidade de novo contrato e explicar claramente que cobertura depende da vigência formal.</w:t>
       </w:r>
     </w:p>
+    <w:p/>
     <w:p>
       <w:pPr>
         <w:pStyle w:val="Heading2"/>
@@ -149,11 +211,13 @@
         <w:t>Como explicar ao cliente brasileiro</w:t>
       </w:r>
     </w:p>
+    <w:p/>
     <w:p>
       <w:r>
         <w:t>O seguro não deve ser tratado como algo que continua sozinho. Se a renovação não for feita antes do vencimento, pode existir um período sem cobertura.</w:t>
       </w:r>
     </w:p>
+    <w:p/>
     <w:p>
       <w:pPr>
         <w:pStyle w:val="Heading2"/>
@@ -162,11 +226,28 @@
         <w:t>Resultado esperado</w:t>
       </w:r>
     </w:p>
+    <w:p/>
     <w:p>
       <w:r>
         <w:t>Cliente entende a urgência da renovação e passa a confirmar datas antes do vencimento.</w:t>
       </w:r>
     </w:p>
+    <w:p/>
+    <w:p>
+      <w:pPr>
+        <w:pStyle w:val="Heading2"/>
+      </w:pPr>
+      <w:r>
+        <w:t>Limite comercial/compliance</w:t>
+      </w:r>
+    </w:p>
+    <w:p/>
+    <w:p>
+      <w:r>
+        <w:t>O corretor deve usar este caso como orientação de atendimento, sem prometer cobertura, valor, prazo de pagamento, aceitação de responsabilidade ou resultado de análise. A decisão final depende da apólice, documentos, circunstâncias do evento e avaliação da seguradora.</w:t>
+      </w:r>
+    </w:p>
+    <w:p/>
     <w:p>
       <w:pPr>
         <w:pStyle w:val="Heading2"/>
@@ -175,6 +256,7 @@
         <w:t>Termos relacionados</w:t>
       </w:r>
     </w:p>
+    <w:p/>
     <w:p>
       <w:pPr>
         <w:pStyle w:val="ListBullet"/>
@@ -207,6 +289,7 @@
         <w:t>AUTO-0024 - 更新 - Renovação</w:t>
       </w:r>
     </w:p>
+    <w:p/>
     <w:p>
       <w:pPr>
         <w:pStyle w:val="Heading2"/>
@@ -215,6 +298,7 @@
         <w:t>FAQs relacionadas</w:t>
       </w:r>
     </w:p>
+    <w:p/>
     <w:p>
       <w:pPr>
         <w:pStyle w:val="ListBullet"/>
@@ -231,6 +315,7 @@
         <w:t>FAQ-AUTO-0022 - O que acontece se o seguro vencer?</w:t>
       </w:r>
     </w:p>
+    <w:p/>
     <w:p>
       <w:pPr>
         <w:pStyle w:val="Heading2"/>
@@ -239,6 +324,7 @@
         <w:t>Diálogos relacionados</w:t>
       </w:r>
     </w:p>
+    <w:p/>
     <w:p>
       <w:pPr>
         <w:pStyle w:val="ListBullet"/>
@@ -247,6 +333,7 @@
         <w:t>DIALOGUE-AUTO-0009 - Explicando vigência e renovação do seguro</w:t>
       </w:r>
     </w:p>
+    <w:p/>
     <w:p>
       <w:pPr>
         <w:pStyle w:val="Heading2"/>
@@ -255,6 +342,7 @@
         <w:t>Referências cruzadas</w:t>
       </w:r>
     </w:p>
+    <w:p/>
     <w:p>
       <w:pPr>
         <w:pStyle w:val="ListBullet"/>
@@ -311,6 +399,7 @@
         <w:t>DIALOGUE-AUTO-0009</w:t>
       </w:r>
     </w:p>
+    <w:p/>
     <w:p>
       <w:pPr>
         <w:pStyle w:val="Heading2"/>
@@ -319,6 +408,7 @@
         <w:t>Referências</w:t>
       </w:r>
     </w:p>
+    <w:p/>
     <w:p>
       <w:pPr>
         <w:pStyle w:val="ListBullet"/>
@@ -335,6 +425,7 @@
         <w:t>Documento interno: `02_MasterDictionary/AUTO/AUTO-0024.md`</w:t>
       </w:r>
     </w:p>
+    <w:p/>
     <w:p>
       <w:pPr>
         <w:pStyle w:val="Heading2"/>
@@ -343,6 +434,7 @@
         <w:t>Tags</w:t>
       </w:r>
     </w:p>
+    <w:p/>
     <w:p>
       <w:pPr>
         <w:pStyle w:val="ListBullet"/>
@@ -383,6 +475,7 @@
         <w:t>vencimento</w:t>
       </w:r>
     </w:p>
+    <w:p/>
     <w:p>
       <w:pPr>
         <w:pStyle w:val="Heading2"/>
@@ -391,6 +484,7 @@
         <w:t>Veja também</w:t>
       </w:r>
     </w:p>
+    <w:p/>
     <w:p>
       <w:pPr>
         <w:pStyle w:val="ListBullet"/>
@@ -407,6 +501,7 @@
         <w:t>`14_FAQ/AUTO/FAQ-AUTO-0022.md`</w:t>
       </w:r>
     </w:p>
+    <w:p/>
     <w:p>
       <w:pPr>
         <w:pStyle w:val="Heading2"/>
@@ -415,6 +510,7 @@
         <w:t>Histórico de revisão</w:t>
       </w:r>
     </w:p>
+    <w:p/>
     <w:p>
       <w:r>
         <w:t>| Data | Versão | Autor | Alteração |</w:t>
@@ -432,9 +528,16 @@
     </w:p>
     <w:p>
       <w:r>
-        <w:t>————————————————————————</w:t>
+        <w:t>| 2026-06-26 | 0.2 | JP-BR Insurance Knowledge Base | Inclusão de limite comercial/compliance para uso seguro em atendimento e NotebookLM. |</w:t>
       </w:r>
     </w:p>
+    <w:p/>
+    <w:p>
+      <w:r>
+        <w:br w:type="page"/>
+      </w:r>
+    </w:p>
+    <w:p/>
     <w:p>
       <w:pPr>
         <w:pStyle w:val="Heading1"/>
@@ -443,6 +546,7 @@
         <w:t>CASE-AUTO-0014 - Renovação usada para corrigir informações do contrato</w:t>
       </w:r>
     </w:p>
+    <w:p/>
     <w:p>
       <w:pPr>
         <w:pStyle w:val="Heading2"/>
@@ -451,12 +555,13 @@
         <w:t>Controle</w:t>
       </w:r>
     </w:p>
+    <w:p/>
     <w:p>
       <w:pPr>
         <w:pStyle w:val="ListBullet"/>
       </w:pPr>
       <w:r>
-        <w:t>Versão: 0.1</w:t>
+        <w:t>Versão: 0.2</w:t>
       </w:r>
     </w:p>
     <w:p>
@@ -480,9 +585,10 @@
         <w:pStyle w:val="ListBullet"/>
       </w:pPr>
       <w:r>
-        <w:t>Histórico: Criação inicial.</w:t>
+        <w:t>Histórico: Criação inicial; inclusão de limite comercial/compliance.</w:t>
       </w:r>
     </w:p>
+    <w:p/>
     <w:p>
       <w:pPr>
         <w:pStyle w:val="Heading2"/>
@@ -491,11 +597,13 @@
         <w:t>Código</w:t>
       </w:r>
     </w:p>
+    <w:p/>
     <w:p>
       <w:r>
         <w:t>CASE-AUTO-0014</w:t>
       </w:r>
     </w:p>
+    <w:p/>
     <w:p>
       <w:pPr>
         <w:pStyle w:val="Heading2"/>
@@ -504,11 +612,13 @@
         <w:t>Produto ou categoria</w:t>
       </w:r>
     </w:p>
+    <w:p/>
     <w:p>
       <w:r>
         <w:t>AUTO</w:t>
       </w:r>
     </w:p>
+    <w:p/>
     <w:p>
       <w:pPr>
         <w:pStyle w:val="Heading2"/>
@@ -517,11 +627,13 @@
         <w:t>Situação</w:t>
       </w:r>
     </w:p>
+    <w:p/>
     <w:p>
       <w:r>
         <w:t>Durante a 更新, o corretor identifica que o uso do veículo e os condutores precisam ser revisados.</w:t>
       </w:r>
     </w:p>
+    <w:p/>
     <w:p>
       <w:pPr>
         <w:pStyle w:val="Heading2"/>
@@ -530,11 +642,13 @@
         <w:t>Problema</w:t>
       </w:r>
     </w:p>
+    <w:p/>
     <w:p>
       <w:r>
         <w:t>Cliente pensa que renovação é apenas pagamento, sem necessidade de revisar informações.</w:t>
       </w:r>
     </w:p>
+    <w:p/>
     <w:p>
       <w:pPr>
         <w:pStyle w:val="Heading2"/>
@@ -543,11 +657,13 @@
         <w:t>Análise</w:t>
       </w:r>
     </w:p>
+    <w:p/>
     <w:p>
       <w:r>
         <w:t>A renovação é oportunidade de confirmar se o contrato ainda corresponde à realidade do cliente. Mudanças de uso, endereço, condutores, veículo ou composição familiar podem afetar cobertura e prêmio.</w:t>
       </w:r>
     </w:p>
+    <w:p/>
     <w:p>
       <w:pPr>
         <w:pStyle w:val="Heading2"/>
@@ -556,11 +672,13 @@
         <w:t>Orientação ao corretor</w:t>
       </w:r>
     </w:p>
+    <w:p/>
     <w:p>
       <w:r>
         <w:t>Fazer perguntas objetivas sobre uso do carro, condutores, endereço, quilometragem quando aplicável e documentos do veículo. Registrar alterações antes de concluir a renovação.</w:t>
       </w:r>
     </w:p>
+    <w:p/>
     <w:p>
       <w:pPr>
         <w:pStyle w:val="Heading2"/>
@@ -569,11 +687,13 @@
         <w:t>Como explicar ao cliente brasileiro</w:t>
       </w:r>
     </w:p>
+    <w:p/>
     <w:p>
       <w:r>
         <w:t>Renovar não é só continuar pagando. É também conferir se o seguro ainda está correto para sua situação atual.</w:t>
       </w:r>
     </w:p>
+    <w:p/>
     <w:p>
       <w:pPr>
         <w:pStyle w:val="Heading2"/>
@@ -582,11 +702,28 @@
         <w:t>Resultado esperado</w:t>
       </w:r>
     </w:p>
+    <w:p/>
     <w:p>
       <w:r>
         <w:t>Contrato renovado com informações atualizadas e menor risco de problema em caso de sinistro.</w:t>
       </w:r>
     </w:p>
+    <w:p/>
+    <w:p>
+      <w:pPr>
+        <w:pStyle w:val="Heading2"/>
+      </w:pPr>
+      <w:r>
+        <w:t>Limite comercial/compliance</w:t>
+      </w:r>
+    </w:p>
+    <w:p/>
+    <w:p>
+      <w:r>
+        <w:t>O corretor deve usar este caso como orientação de atendimento, sem prometer cobertura, valor, prazo de pagamento, aceitação de responsabilidade ou resultado de análise. A decisão final depende da apólice, documentos, circunstâncias do evento e avaliação da seguradora.</w:t>
+      </w:r>
+    </w:p>
+    <w:p/>
     <w:p>
       <w:pPr>
         <w:pStyle w:val="Heading2"/>
@@ -595,6 +732,7 @@
         <w:t>Termos relacionados</w:t>
       </w:r>
     </w:p>
+    <w:p/>
     <w:p>
       <w:pPr>
         <w:pStyle w:val="ListBullet"/>
@@ -627,6 +765,7 @@
         <w:t>AUTO-0016 - 運転者限定 - Restrição de condutor</w:t>
       </w:r>
     </w:p>
+    <w:p/>
     <w:p>
       <w:pPr>
         <w:pStyle w:val="Heading2"/>
@@ -635,6 +774,7 @@
         <w:t>FAQs relacionadas</w:t>
       </w:r>
     </w:p>
+    <w:p/>
     <w:p>
       <w:pPr>
         <w:pStyle w:val="ListBullet"/>
@@ -651,6 +791,7 @@
         <w:t>FAQ-AUTO-0016 - O que é restrição de condutor?</w:t>
       </w:r>
     </w:p>
+    <w:p/>
     <w:p>
       <w:pPr>
         <w:pStyle w:val="Heading2"/>
@@ -659,6 +800,7 @@
         <w:t>Diálogos relacionados</w:t>
       </w:r>
     </w:p>
+    <w:p/>
     <w:p>
       <w:pPr>
         <w:pStyle w:val="ListBullet"/>
@@ -667,6 +809,7 @@
         <w:t>DIALOGUE-AUTO-0009 - Explicando vigência e renovação do seguro</w:t>
       </w:r>
     </w:p>
+    <w:p/>
     <w:p>
       <w:pPr>
         <w:pStyle w:val="Heading2"/>
@@ -675,6 +818,7 @@
         <w:t>Referências cruzadas</w:t>
       </w:r>
     </w:p>
+    <w:p/>
     <w:p>
       <w:pPr>
         <w:pStyle w:val="ListBullet"/>
@@ -723,6 +867,7 @@
         <w:t>DIALOGUE-AUTO-0009</w:t>
       </w:r>
     </w:p>
+    <w:p/>
     <w:p>
       <w:pPr>
         <w:pStyle w:val="Heading2"/>
@@ -731,6 +876,7 @@
         <w:t>Referências</w:t>
       </w:r>
     </w:p>
+    <w:p/>
     <w:p>
       <w:pPr>
         <w:pStyle w:val="ListBullet"/>
@@ -747,6 +893,7 @@
         <w:t>Documento interno: `02_MasterDictionary/AUTO/AUTO-0016.md`</w:t>
       </w:r>
     </w:p>
+    <w:p/>
     <w:p>
       <w:pPr>
         <w:pStyle w:val="Heading2"/>
@@ -755,6 +902,7 @@
         <w:t>Tags</w:t>
       </w:r>
     </w:p>
+    <w:p/>
     <w:p>
       <w:pPr>
         <w:pStyle w:val="ListBullet"/>
@@ -803,6 +951,7 @@
         <w:t>cobertura</w:t>
       </w:r>
     </w:p>
+    <w:p/>
     <w:p>
       <w:pPr>
         <w:pStyle w:val="Heading2"/>
@@ -811,6 +960,7 @@
         <w:t>Veja também</w:t>
       </w:r>
     </w:p>
+    <w:p/>
     <w:p>
       <w:pPr>
         <w:pStyle w:val="ListBullet"/>
@@ -827,6 +977,7 @@
         <w:t>`02_MasterDictionary/AUTO/AUTO-0016.md`</w:t>
       </w:r>
     </w:p>
+    <w:p/>
     <w:p>
       <w:pPr>
         <w:pStyle w:val="Heading2"/>
@@ -835,6 +986,7 @@
         <w:t>Histórico de revisão</w:t>
       </w:r>
     </w:p>
+    <w:p/>
     <w:p>
       <w:r>
         <w:t>| Data | Versão | Autor | Alteração |</w:t>
@@ -852,9 +1004,16 @@
     </w:p>
     <w:p>
       <w:r>
-        <w:t>————————————————————————</w:t>
+        <w:t>| 2026-06-26 | 0.2 | JP-BR Insurance Knowledge Base | Inclusão de limite comercial/compliance para uso seguro em atendimento e NotebookLM. |</w:t>
       </w:r>
     </w:p>
+    <w:p/>
+    <w:p>
+      <w:r>
+        <w:br w:type="page"/>
+      </w:r>
+    </w:p>
+    <w:p/>
     <w:p>
       <w:pPr>
         <w:pStyle w:val="Heading1"/>
@@ -863,6 +1022,7 @@
         <w:t>CASE-AUTO-0015 - Cliente espera devolução total após cancelamento</w:t>
       </w:r>
     </w:p>
+    <w:p/>
     <w:p>
       <w:pPr>
         <w:pStyle w:val="Heading2"/>
@@ -871,12 +1031,13 @@
         <w:t>Controle</w:t>
       </w:r>
     </w:p>
+    <w:p/>
     <w:p>
       <w:pPr>
         <w:pStyle w:val="ListBullet"/>
       </w:pPr>
       <w:r>
-        <w:t>Versão: 0.1</w:t>
+        <w:t>Versão: 0.2</w:t>
       </w:r>
     </w:p>
     <w:p>
@@ -900,9 +1061,10 @@
         <w:pStyle w:val="ListBullet"/>
       </w:pPr>
       <w:r>
-        <w:t>Histórico: Criação inicial.</w:t>
+        <w:t>Histórico: Criação inicial; inclusão de limite comercial/compliance.</w:t>
       </w:r>
     </w:p>
+    <w:p/>
     <w:p>
       <w:pPr>
         <w:pStyle w:val="Heading2"/>
@@ -911,11 +1073,13 @@
         <w:t>Código</w:t>
       </w:r>
     </w:p>
+    <w:p/>
     <w:p>
       <w:r>
         <w:t>CASE-AUTO-0015</w:t>
       </w:r>
     </w:p>
+    <w:p/>
     <w:p>
       <w:pPr>
         <w:pStyle w:val="Heading2"/>
@@ -924,11 +1088,13 @@
         <w:t>Produto ou categoria</w:t>
       </w:r>
     </w:p>
+    <w:p/>
     <w:p>
       <w:r>
         <w:t>AUTO</w:t>
       </w:r>
     </w:p>
+    <w:p/>
     <w:p>
       <w:pPr>
         <w:pStyle w:val="Heading2"/>
@@ -937,11 +1103,13 @@
         <w:t>Situação</w:t>
       </w:r>
     </w:p>
+    <w:p/>
     <w:p>
       <w:r>
         <w:t>Cliente solicita 解約 antes do vencimento e acredita que receberá de volta todo o valor pago.</w:t>
       </w:r>
     </w:p>
+    <w:p/>
     <w:p>
       <w:pPr>
         <w:pStyle w:val="Heading2"/>
@@ -950,11 +1118,13 @@
         <w:t>Problema</w:t>
       </w:r>
     </w:p>
+    <w:p/>
     <w:p>
       <w:r>
         <w:t>A expectativa de devolução total pode gerar reclamação quando o cálculo de 解約返戻金 for menor que o esperado.</w:t>
       </w:r>
     </w:p>
+    <w:p/>
     <w:p>
       <w:pPr>
         <w:pStyle w:val="Heading2"/>
@@ -963,11 +1133,13 @@
         <w:t>Análise</w:t>
       </w:r>
     </w:p>
+    <w:p/>
     <w:p>
       <w:r>
         <w:t>解約返戻金 depende das condições do contrato, forma de pagamento, tempo já decorrido e regra de cálculo da seguradora. O corretor deve explicar que devolução não significa reembolso integral automático.</w:t>
       </w:r>
     </w:p>
+    <w:p/>
     <w:p>
       <w:pPr>
         <w:pStyle w:val="Heading2"/>
@@ -976,11 +1148,13 @@
         <w:t>Orientação ao corretor</w:t>
       </w:r>
     </w:p>
+    <w:p/>
     <w:p>
       <w:r>
         <w:t>Confirmar motivo do cancelamento, data desejada, existência de novo veículo e possível impacto de ficar sem cobertura. Depois, informar que o valor final depende do cálculo da seguradora.</w:t>
       </w:r>
     </w:p>
+    <w:p/>
     <w:p>
       <w:pPr>
         <w:pStyle w:val="Heading2"/>
@@ -989,11 +1163,13 @@
         <w:t>Como explicar ao cliente brasileiro</w:t>
       </w:r>
     </w:p>
+    <w:p/>
     <w:p>
       <w:r>
         <w:t>Quando o seguro é cancelado, pode haver devolução de parte do valor. Mas o cálculo considera o tempo em que o seguro já ficou disponível e as regras do contrato.</w:t>
       </w:r>
     </w:p>
+    <w:p/>
     <w:p>
       <w:pPr>
         <w:pStyle w:val="Heading2"/>
@@ -1002,11 +1178,28 @@
         <w:t>Resultado esperado</w:t>
       </w:r>
     </w:p>
+    <w:p/>
     <w:p>
       <w:r>
         <w:t>Cliente entende o procedimento de cancelamento e a devolução como cálculo contratual, não como promessa fixa.</w:t>
       </w:r>
     </w:p>
+    <w:p/>
+    <w:p>
+      <w:pPr>
+        <w:pStyle w:val="Heading2"/>
+      </w:pPr>
+      <w:r>
+        <w:t>Limite comercial/compliance</w:t>
+      </w:r>
+    </w:p>
+    <w:p/>
+    <w:p>
+      <w:r>
+        <w:t>O corretor deve usar este caso como orientação de atendimento, sem prometer cobertura, valor, prazo de pagamento, aceitação de responsabilidade ou resultado de análise. A decisão final depende da apólice, documentos, circunstâncias do evento e avaliação da seguradora.</w:t>
+      </w:r>
+    </w:p>
+    <w:p/>
     <w:p>
       <w:pPr>
         <w:pStyle w:val="Heading2"/>
@@ -1015,6 +1208,7 @@
         <w:t>Termos relacionados</w:t>
       </w:r>
     </w:p>
+    <w:p/>
     <w:p>
       <w:pPr>
         <w:pStyle w:val="ListBullet"/>
@@ -1039,6 +1233,7 @@
         <w:t>AUTO-0009 - 保険料 - Prêmio do seguro</w:t>
       </w:r>
     </w:p>
+    <w:p/>
     <w:p>
       <w:pPr>
         <w:pStyle w:val="Heading2"/>
@@ -1047,6 +1242,7 @@
         <w:t>FAQs relacionadas</w:t>
       </w:r>
     </w:p>
+    <w:p/>
     <w:p>
       <w:pPr>
         <w:pStyle w:val="ListBullet"/>
@@ -1063,6 +1259,7 @@
         <w:t>FAQ-AUTO-0025 - Recebo dinheiro de volta se cancelar?</w:t>
       </w:r>
     </w:p>
+    <w:p/>
     <w:p>
       <w:pPr>
         <w:pStyle w:val="Heading2"/>
@@ -1071,6 +1268,7 @@
         <w:t>Diálogos relacionados</w:t>
       </w:r>
     </w:p>
+    <w:p/>
     <w:p>
       <w:pPr>
         <w:pStyle w:val="ListBullet"/>
@@ -1079,6 +1277,7 @@
         <w:t>DIALOGUE-AUTO-0010 - Explicando cancelamento e devolução de prêmio</w:t>
       </w:r>
     </w:p>
+    <w:p/>
     <w:p>
       <w:pPr>
         <w:pStyle w:val="Heading2"/>
@@ -1087,6 +1286,7 @@
         <w:t>Referências cruzadas</w:t>
       </w:r>
     </w:p>
+    <w:p/>
     <w:p>
       <w:pPr>
         <w:pStyle w:val="ListBullet"/>
@@ -1135,6 +1335,7 @@
         <w:t>DIALOGUE-AUTO-0010</w:t>
       </w:r>
     </w:p>
+    <w:p/>
     <w:p>
       <w:pPr>
         <w:pStyle w:val="Heading2"/>
@@ -1143,6 +1344,7 @@
         <w:t>Referências</w:t>
       </w:r>
     </w:p>
+    <w:p/>
     <w:p>
       <w:pPr>
         <w:pStyle w:val="ListBullet"/>
@@ -1159,6 +1361,7 @@
         <w:t>Documento interno: `02_MasterDictionary/AUTO/AUTO-0026.md`</w:t>
       </w:r>
     </w:p>
+    <w:p/>
     <w:p>
       <w:pPr>
         <w:pStyle w:val="Heading2"/>
@@ -1167,6 +1370,7 @@
         <w:t>Tags</w:t>
       </w:r>
     </w:p>
+    <w:p/>
     <w:p>
       <w:pPr>
         <w:pStyle w:val="ListBullet"/>
@@ -1207,6 +1411,7 @@
         <w:t>premio</w:t>
       </w:r>
     </w:p>
+    <w:p/>
     <w:p>
       <w:pPr>
         <w:pStyle w:val="Heading2"/>
@@ -1215,6 +1420,7 @@
         <w:t>Veja também</w:t>
       </w:r>
     </w:p>
+    <w:p/>
     <w:p>
       <w:pPr>
         <w:pStyle w:val="ListBullet"/>
@@ -1231,6 +1437,7 @@
         <w:t>`14_FAQ/AUTO/FAQ-AUTO-0025.md`</w:t>
       </w:r>
     </w:p>
+    <w:p/>
     <w:p>
       <w:pPr>
         <w:pStyle w:val="Heading2"/>
@@ -1239,6 +1446,7 @@
         <w:t>Histórico de revisão</w:t>
       </w:r>
     </w:p>
+    <w:p/>
     <w:p>
       <w:r>
         <w:t>| Data | Versão | Autor | Alteração |</w:t>
@@ -1256,9 +1464,16 @@
     </w:p>
     <w:p>
       <w:r>
-        <w:t>————————————————————————</w:t>
+        <w:t>| 2026-06-26 | 0.2 | JP-BR Insurance Knowledge Base | Inclusão de limite comercial/compliance para uso seguro em atendimento e NotebookLM. |</w:t>
       </w:r>
     </w:p>
+    <w:p/>
+    <w:p>
+      <w:r>
+        <w:br w:type="page"/>
+      </w:r>
+    </w:p>
+    <w:p/>
     <w:p>
       <w:pPr>
         <w:pStyle w:val="Heading1"/>
@@ -1267,6 +1482,7 @@
         <w:t>CASE-AUTO-0016 - Divergência entre contratante, segurado e proprietário do veículo</w:t>
       </w:r>
     </w:p>
+    <w:p/>
     <w:p>
       <w:pPr>
         <w:pStyle w:val="Heading2"/>
@@ -1275,12 +1491,13 @@
         <w:t>Controle</w:t>
       </w:r>
     </w:p>
+    <w:p/>
     <w:p>
       <w:pPr>
         <w:pStyle w:val="ListBullet"/>
       </w:pPr>
       <w:r>
-        <w:t>Versão: 0.1</w:t>
+        <w:t>Versão: 0.2</w:t>
       </w:r>
     </w:p>
     <w:p>
@@ -1304,9 +1521,10 @@
         <w:pStyle w:val="ListBullet"/>
       </w:pPr>
       <w:r>
-        <w:t>Histórico: Criação inicial.</w:t>
+        <w:t>Histórico: Criação inicial; inclusão de limite comercial/compliance.</w:t>
       </w:r>
     </w:p>
+    <w:p/>
     <w:p>
       <w:pPr>
         <w:pStyle w:val="Heading2"/>
@@ -1315,11 +1533,13 @@
         <w:t>Código</w:t>
       </w:r>
     </w:p>
+    <w:p/>
     <w:p>
       <w:r>
         <w:t>CASE-AUTO-0016</w:t>
       </w:r>
     </w:p>
+    <w:p/>
     <w:p>
       <w:pPr>
         <w:pStyle w:val="Heading2"/>
@@ -1328,11 +1548,13 @@
         <w:t>Produto ou categoria</w:t>
       </w:r>
     </w:p>
+    <w:p/>
     <w:p>
       <w:r>
         <w:t>AUTO</w:t>
       </w:r>
     </w:p>
+    <w:p/>
     <w:p>
       <w:pPr>
         <w:pStyle w:val="Heading2"/>
@@ -1341,11 +1563,13 @@
         <w:t>Situação</w:t>
       </w:r>
     </w:p>
+    <w:p/>
     <w:p>
       <w:r>
         <w:t>Cliente informa que paga o seguro, mas o carro está no nome do cônjuge no 車検証.</w:t>
       </w:r>
     </w:p>
+    <w:p/>
     <w:p>
       <w:pPr>
         <w:pStyle w:val="Heading2"/>
@@ -1354,11 +1578,13 @@
         <w:t>Problema</w:t>
       </w:r>
     </w:p>
+    <w:p/>
     <w:p>
       <w:r>
         <w:t>Se 契約者, 被保険者 e 車両所有者 forem confundidos, o cadastro pode ficar incorreto ou exigir correção documental.</w:t>
       </w:r>
     </w:p>
+    <w:p/>
     <w:p>
       <w:pPr>
         <w:pStyle w:val="Heading2"/>
@@ -1367,11 +1593,13 @@
         <w:t>Análise</w:t>
       </w:r>
     </w:p>
+    <w:p/>
     <w:p>
       <w:r>
         <w:t>契約者 é quem contrata. 被保険者 é quem está protegido pela cobertura. 車両所有者 é o proprietário registrado do veículo. O 車検証 confirma dados oficiais do veículo e do proprietário.</w:t>
       </w:r>
     </w:p>
+    <w:p/>
     <w:p>
       <w:pPr>
         <w:pStyle w:val="Heading2"/>
@@ -1380,11 +1608,13 @@
         <w:t>Orientação ao corretor</w:t>
       </w:r>
     </w:p>
+    <w:p/>
     <w:p>
       <w:r>
         <w:t>Solicitar o 車検証, confirmar quem usará o veículo, quem será protegido pela cobertura e quem ficará como contratante. Não presumir que todos os papéis pertencem à mesma pessoa.</w:t>
       </w:r>
     </w:p>
+    <w:p/>
     <w:p>
       <w:pPr>
         <w:pStyle w:val="Heading2"/>
@@ -1393,11 +1623,13 @@
         <w:t>Como explicar ao cliente brasileiro</w:t>
       </w:r>
     </w:p>
+    <w:p/>
     <w:p>
       <w:r>
         <w:t>No seguro, a pessoa que paga, a pessoa protegida e o dono registrado do carro podem ser diferentes. Precisamos conferir o documento do carro para cadastrar corretamente.</w:t>
       </w:r>
     </w:p>
+    <w:p/>
     <w:p>
       <w:pPr>
         <w:pStyle w:val="Heading2"/>
@@ -1406,11 +1638,28 @@
         <w:t>Resultado esperado</w:t>
       </w:r>
     </w:p>
+    <w:p/>
     <w:p>
       <w:r>
         <w:t>Cadastro correto e menor risco de atraso na emissão, alteração ou análise de sinistro.</w:t>
       </w:r>
     </w:p>
+    <w:p/>
+    <w:p>
+      <w:pPr>
+        <w:pStyle w:val="Heading2"/>
+      </w:pPr>
+      <w:r>
+        <w:t>Limite comercial/compliance</w:t>
+      </w:r>
+    </w:p>
+    <w:p/>
+    <w:p>
+      <w:r>
+        <w:t>O corretor deve usar este caso como orientação de atendimento, sem prometer cobertura, valor, prazo de pagamento, aceitação de responsabilidade ou resultado de análise. A decisão final depende da apólice, documentos, circunstâncias do evento e avaliação da seguradora.</w:t>
+      </w:r>
+    </w:p>
+    <w:p/>
     <w:p>
       <w:pPr>
         <w:pStyle w:val="Heading2"/>
@@ -1419,6 +1668,7 @@
         <w:t>Termos relacionados</w:t>
       </w:r>
     </w:p>
+    <w:p/>
     <w:p>
       <w:pPr>
         <w:pStyle w:val="ListBullet"/>
@@ -1451,6 +1701,7 @@
         <w:t>AUTO-0030 - 車検証 - Certificado de inspeção veicular</w:t>
       </w:r>
     </w:p>
+    <w:p/>
     <w:p>
       <w:pPr>
         <w:pStyle w:val="Heading2"/>
@@ -1459,6 +1710,7 @@
         <w:t>FAQs relacionadas</w:t>
       </w:r>
     </w:p>
+    <w:p/>
     <w:p>
       <w:pPr>
         <w:pStyle w:val="ListBullet"/>
@@ -1475,6 +1727,7 @@
         <w:t>FAQ-AUTO-0027 - Por que preciso enviar o 車検証?</w:t>
       </w:r>
     </w:p>
+    <w:p/>
     <w:p>
       <w:pPr>
         <w:pStyle w:val="Heading2"/>
@@ -1483,6 +1736,7 @@
         <w:t>Diálogos relacionados</w:t>
       </w:r>
     </w:p>
+    <w:p/>
     <w:p>
       <w:pPr>
         <w:pStyle w:val="ListBullet"/>
@@ -1491,6 +1745,7 @@
         <w:t>DIALOGUE-AUTO-0011 - Conferindo contratante, segurado, proprietário e 車検証</w:t>
       </w:r>
     </w:p>
+    <w:p/>
     <w:p>
       <w:pPr>
         <w:pStyle w:val="Heading2"/>
@@ -1499,6 +1754,7 @@
         <w:t>Referências cruzadas</w:t>
       </w:r>
     </w:p>
+    <w:p/>
     <w:p>
       <w:pPr>
         <w:pStyle w:val="ListBullet"/>
@@ -1555,6 +1811,7 @@
         <w:t>DIALOGUE-AUTO-0011</w:t>
       </w:r>
     </w:p>
+    <w:p/>
     <w:p>
       <w:pPr>
         <w:pStyle w:val="Heading2"/>
@@ -1563,6 +1820,7 @@
         <w:t>Referências</w:t>
       </w:r>
     </w:p>
+    <w:p/>
     <w:p>
       <w:pPr>
         <w:pStyle w:val="ListBullet"/>
@@ -1579,6 +1837,7 @@
         <w:t>Documento interno: `02_MasterDictionary/AUTO/AUTO-0030.md`</w:t>
       </w:r>
     </w:p>
+    <w:p/>
     <w:p>
       <w:pPr>
         <w:pStyle w:val="Heading2"/>
@@ -1587,6 +1846,7 @@
         <w:t>Tags</w:t>
       </w:r>
     </w:p>
+    <w:p/>
     <w:p>
       <w:pPr>
         <w:pStyle w:val="ListBullet"/>
@@ -1635,6 +1895,7 @@
         <w:t>documento</w:t>
       </w:r>
     </w:p>
+    <w:p/>
     <w:p>
       <w:pPr>
         <w:pStyle w:val="Heading2"/>
@@ -1643,6 +1904,7 @@
         <w:t>Veja também</w:t>
       </w:r>
     </w:p>
+    <w:p/>
     <w:p>
       <w:pPr>
         <w:pStyle w:val="ListBullet"/>
@@ -1667,6 +1929,7 @@
         <w:t>`02_MasterDictionary/AUTO/AUTO-0030.md`</w:t>
       </w:r>
     </w:p>
+    <w:p/>
     <w:p>
       <w:pPr>
         <w:pStyle w:val="Heading2"/>
@@ -1675,6 +1938,7 @@
         <w:t>Histórico de revisão</w:t>
       </w:r>
     </w:p>
+    <w:p/>
     <w:p>
       <w:r>
         <w:t>| Data | Versão | Autor | Alteração |</w:t>
@@ -1688,6 +1952,36 @@
     <w:p>
       <w:r>
         <w:t>| 2026-06-25 | 0.1 | JP-BR Insurance Knowledge Base | Criação inicial. |</w:t>
+      </w:r>
+    </w:p>
+    <w:p>
+      <w:r>
+        <w:t>| 2026-06-26 | 0.2 | JP-BR Insurance Knowledge Base | Inclusão de limite comercial/compliance para uso seguro em atendimento e NotebookLM. |</w:t>
+      </w:r>
+    </w:p>
+    <w:p/>
+    <w:p>
+      <w:pPr>
+        <w:pStyle w:val="Heading2"/>
+      </w:pPr>
+      <w:r>
+        <w:t>Histórico de revisão</w:t>
+      </w:r>
+    </w:p>
+    <w:p/>
+    <w:p>
+      <w:r>
+        <w:t>| Data | Versão | Autor | Alteração |</w:t>
+      </w:r>
+    </w:p>
+    <w:p>
+      <w:r>
+        <w:t>| --- | --- | --- | --- |</w:t>
+      </w:r>
+    </w:p>
+    <w:p>
+      <w:r>
+        <w:t>| 2026-06-26 | 0.2 | JP-BR Insurance Knowledge Base | Regeneração do pacote com normalização de compliance dos estudos de caso AUTO. |</w:t>
       </w:r>
     </w:p>
     <w:sectPr>
@@ -2064,7 +2358,7 @@
     <w:qFormat/>
     <w:rsid w:val="00FC693F"/>
     <w:rPr>
-      <w:rFonts w:ascii="Arial Unicode MS" w:hAnsi="Arial Unicode MS"/>
+      <w:rFonts w:ascii="Arial" w:hAnsi="Arial"/>
       <w:sz w:val="20"/>
     </w:rPr>
   </w:style>
